--- a/Agile_Scum_DoMinhDang_De06.docx
+++ b/Agile_Scum_DoMinhDang_De06.docx
@@ -3863,27 +3863,7 @@
                 <w:sz w:val="24"/>
                 <w:szCs w:val="24"/>
               </w:rPr>
-              <w:t xml:space="preserve">Planning Poker </w:t>
-            </w:r>
-            <w:r>
-              <w:rPr>
-                <w:rFonts w:ascii="Times New Roman" w:eastAsia="Times New Roman" w:hAnsi="Times New Roman" w:cs="Times New Roman"/>
-                <w:b/>
-                <w:bCs/>
-                <w:sz w:val="24"/>
-                <w:szCs w:val="24"/>
-              </w:rPr>
-              <w:t>(thẻ 1, 3, 3, 8)</w:t>
-            </w:r>
-            <w:r>
-              <w:rPr>
-                <w:rFonts w:ascii="Times New Roman" w:eastAsia="Times New Roman" w:hAnsi="Times New Roman" w:cs="Times New Roman"/>
-                <w:b/>
-                <w:bCs/>
-                <w:sz w:val="24"/>
-                <w:szCs w:val="24"/>
-              </w:rPr>
-              <w:t>: đội nên làm gì tiếp theo?</w:t>
+              <w:t>Planning Poker (thẻ 1, 3, 3, 8): đội nên làm gì tiếp theo?</w:t>
             </w:r>
           </w:p>
         </w:tc>
@@ -4154,7 +4134,23 @@
                 <w:sz w:val="24"/>
                 <w:szCs w:val="24"/>
               </w:rPr>
-              <w:t xml:space="preserve"> 24 SP </w:t>
+              <w:t xml:space="preserve"> 2</w:t>
+            </w:r>
+            <w:r>
+              <w:rPr>
+                <w:rFonts w:ascii="Times New Roman" w:eastAsia="Times New Roman" w:hAnsi="Times New Roman" w:cs="Times New Roman"/>
+                <w:sz w:val="24"/>
+                <w:szCs w:val="24"/>
+              </w:rPr>
+              <w:t>5</w:t>
+            </w:r>
+            <w:r>
+              <w:rPr>
+                <w:rFonts w:ascii="Times New Roman" w:eastAsia="Times New Roman" w:hAnsi="Times New Roman" w:cs="Times New Roman"/>
+                <w:sz w:val="24"/>
+                <w:szCs w:val="24"/>
+              </w:rPr>
+              <w:t xml:space="preserve"> SP </w:t>
             </w:r>
           </w:p>
         </w:tc>
@@ -4232,6 +4228,22 @@
               </w:rPr>
               <w:t xml:space="preserve">Capacity </w:t>
             </w:r>
+            <w:r>
+              <w:rPr>
+                <w:rFonts w:ascii="Times New Roman" w:eastAsia="Times New Roman" w:hAnsi="Times New Roman" w:cs="Times New Roman"/>
+                <w:sz w:val="24"/>
+                <w:szCs w:val="24"/>
+              </w:rPr>
+              <w:t xml:space="preserve">thực tế </w:t>
+            </w:r>
+            <w:r>
+              <w:rPr>
+                <w:rFonts w:ascii="Times New Roman" w:eastAsia="Times New Roman" w:hAnsi="Times New Roman" w:cs="Times New Roman"/>
+                <w:sz w:val="24"/>
+                <w:szCs w:val="24"/>
+              </w:rPr>
+              <w:t xml:space="preserve">32 </w:t>
+            </w:r>
           </w:p>
         </w:tc>
       </w:tr>
@@ -4300,6 +4312,22 @@
                 <w:szCs w:val="24"/>
               </w:rPr>
             </w:pPr>
+            <w:r>
+              <w:rPr>
+                <w:rFonts w:ascii="Times New Roman" w:eastAsia="Times New Roman" w:hAnsi="Times New Roman" w:cs="Times New Roman"/>
+                <w:sz w:val="24"/>
+                <w:szCs w:val="24"/>
+              </w:rPr>
+              <w:t>B1,B2,B3,B4</w:t>
+            </w:r>
+            <w:r>
+              <w:rPr>
+                <w:rFonts w:ascii="Times New Roman" w:eastAsia="Times New Roman" w:hAnsi="Times New Roman" w:cs="Times New Roman"/>
+                <w:sz w:val="24"/>
+                <w:szCs w:val="24"/>
+              </w:rPr>
+              <w:t xml:space="preserve"> tổng =  18 SP</w:t>
+            </w:r>
           </w:p>
         </w:tc>
       </w:tr>
@@ -4368,6 +4396,14 @@
                 <w:szCs w:val="24"/>
               </w:rPr>
             </w:pPr>
+            <w:r>
+              <w:rPr>
+                <w:rFonts w:ascii="Times New Roman" w:eastAsia="Times New Roman" w:hAnsi="Times New Roman" w:cs="Times New Roman"/>
+                <w:sz w:val="24"/>
+                <w:szCs w:val="24"/>
+              </w:rPr>
+              <w:t xml:space="preserve">Hoàn thiện các tính năng cốt lõi giúp hệ thống hoàn thiện </w:t>
+            </w:r>
           </w:p>
         </w:tc>
       </w:tr>
